--- a/0-all/1-2025-2026/2-second-semester/2-G-2/7-week-7/4-worksheet/Computer Worksheet G2 W7 (Answer).docx
+++ b/0-all/1-2025-2026/2-second-semester/2-G-2/7-week-7/4-worksheet/Computer Worksheet G2 W7 (Answer).docx
@@ -416,9 +416,8 @@
           <w:sz w:val="36"/>
           <w:szCs w:val="36"/>
         </w:rPr>
-        <w:t xml:space="preserve">heet No. </w:t>
-      </w:r>
-      <w:proofErr w:type="gramStart"/>
+        <w:t xml:space="preserve">heet No. (   </w:t>
+      </w:r>
       <w:r>
         <w:rPr>
           <w:rFonts w:ascii="Lucida Bright" w:hAnsi="Lucida Bright"/>
@@ -427,9 +426,8 @@
           <w:sz w:val="36"/>
           <w:szCs w:val="36"/>
         </w:rPr>
-        <w:t xml:space="preserve">(  </w:t>
-      </w:r>
-      <w:proofErr w:type="gramEnd"/>
+        <w:t>7</w:t>
+      </w:r>
       <w:r>
         <w:rPr>
           <w:rFonts w:ascii="Lucida Bright" w:hAnsi="Lucida Bright"/>
@@ -438,40 +436,8 @@
           <w:sz w:val="36"/>
           <w:szCs w:val="36"/>
         </w:rPr>
-        <w:t xml:space="preserve"> </w:t>
-      </w:r>
-      <w:r>
-        <w:rPr>
-          <w:rFonts w:ascii="Lucida Bright" w:hAnsi="Lucida Bright"/>
-          <w:b/>
-          <w:bCs/>
-          <w:sz w:val="36"/>
-          <w:szCs w:val="36"/>
-        </w:rPr>
-        <w:t>7</w:t>
-      </w:r>
-      <w:r>
-        <w:rPr>
-          <w:rFonts w:ascii="Lucida Bright" w:hAnsi="Lucida Bright"/>
-          <w:b/>
-          <w:bCs/>
-          <w:sz w:val="36"/>
-          <w:szCs w:val="36"/>
-        </w:rPr>
-        <w:t xml:space="preserve"> </w:t>
-      </w:r>
-      <w:proofErr w:type="gramStart"/>
-      <w:r>
-        <w:rPr>
-          <w:rFonts w:ascii="Lucida Bright" w:hAnsi="Lucida Bright"/>
-          <w:b/>
-          <w:bCs/>
-          <w:sz w:val="36"/>
-          <w:szCs w:val="36"/>
-        </w:rPr>
-        <w:t xml:space="preserve">  )</w:t>
-      </w:r>
-      <w:proofErr w:type="gramEnd"/>
+        <w:t xml:space="preserve">   )</w:t>
+      </w:r>
       <w:r>
         <w:rPr>
           <w:rFonts w:ascii="Lucida Bright" w:hAnsi="Lucida Bright"/>
@@ -702,13 +668,13 @@
         <mc:AlternateContent>
           <mc:Choice Requires="wps">
             <w:drawing>
-              <wp:anchor distT="45720" distB="45720" distL="114300" distR="114300" simplePos="0" relativeHeight="251657728" behindDoc="0" locked="0" layoutInCell="1" allowOverlap="1" wp14:anchorId="5D1B003D" wp14:editId="327EDFA2">
+              <wp:anchor distT="45720" distB="45720" distL="114300" distR="114300" simplePos="0" relativeHeight="251657216" behindDoc="0" locked="0" layoutInCell="1" allowOverlap="1" wp14:anchorId="5D1B003D" wp14:editId="7756AC23">
                 <wp:simplePos x="0" y="0"/>
                 <wp:positionH relativeFrom="column">
-                  <wp:posOffset>4509742</wp:posOffset>
+                  <wp:posOffset>-42545</wp:posOffset>
                 </wp:positionH>
                 <wp:positionV relativeFrom="paragraph">
-                  <wp:posOffset>2330782</wp:posOffset>
+                  <wp:posOffset>2378075</wp:posOffset>
                 </wp:positionV>
                 <wp:extent cx="2360930" cy="1404620"/>
                 <wp:effectExtent l="0" t="0" r="20320" b="17145"/>
@@ -782,7 +748,7 @@
                 <v:stroke joinstyle="miter"/>
                 <v:path gradientshapeok="t" o:connecttype="rect"/>
               </v:shapetype>
-              <v:shape id="Text Box 2" o:spid="_x0000_s1026" type="#_x0000_t202" style="position:absolute;margin-left:355.1pt;margin-top:183.55pt;width:185.9pt;height:110.6pt;z-index:251657728;visibility:visible;mso-wrap-style:square;mso-width-percent:0;mso-height-percent:0;mso-wrap-distance-left:9pt;mso-wrap-distance-top:3.6pt;mso-wrap-distance-right:9pt;mso-wrap-distance-bottom:3.6pt;mso-position-horizontal:absolute;mso-position-horizontal-relative:text;mso-position-vertical:absolute;mso-position-vertical-relative:text;mso-width-percent:0;mso-height-percent:0;mso-width-relative:margin;mso-height-relative:margin;v-text-anchor:top" o:gfxdata="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" filled="f">
+              <v:shape id="Text Box 2" o:spid="_x0000_s1026" type="#_x0000_t202" style="position:absolute;margin-left:-3.35pt;margin-top:187.25pt;width:185.9pt;height:110.6pt;z-index:251657216;visibility:visible;mso-wrap-style:square;mso-width-percent:0;mso-height-percent:0;mso-wrap-distance-left:9pt;mso-wrap-distance-top:3.6pt;mso-wrap-distance-right:9pt;mso-wrap-distance-bottom:3.6pt;mso-position-horizontal:absolute;mso-position-horizontal-relative:text;mso-position-vertical:absolute;mso-position-vertical-relative:text;mso-width-percent:0;mso-height-percent:0;mso-width-relative:margin;mso-height-relative:margin;v-text-anchor:top" o:gfxdata="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" filled="f">
                 <v:textbox style="mso-fit-shape-to-text:t">
                   <w:txbxContent>
                     <w:p>
@@ -821,13 +787,13 @@
         <mc:AlternateContent>
           <mc:Choice Requires="wps">
             <w:drawing>
-              <wp:anchor distT="45720" distB="45720" distL="114300" distR="114300" simplePos="0" relativeHeight="251661824" behindDoc="0" locked="0" layoutInCell="1" allowOverlap="1" wp14:anchorId="211EE0B5" wp14:editId="542833FE">
+              <wp:anchor distT="45720" distB="45720" distL="114300" distR="114300" simplePos="0" relativeHeight="251661312" behindDoc="0" locked="0" layoutInCell="1" allowOverlap="1" wp14:anchorId="211EE0B5" wp14:editId="3010F26D">
                 <wp:simplePos x="0" y="0"/>
                 <wp:positionH relativeFrom="column">
-                  <wp:posOffset>47274</wp:posOffset>
+                  <wp:posOffset>4498340</wp:posOffset>
                 </wp:positionH>
                 <wp:positionV relativeFrom="paragraph">
-                  <wp:posOffset>2304718</wp:posOffset>
+                  <wp:posOffset>2375535</wp:posOffset>
                 </wp:positionV>
                 <wp:extent cx="2360930" cy="1404620"/>
                 <wp:effectExtent l="0" t="0" r="20320" b="17145"/>
@@ -897,7 +863,7 @@
           </mc:Choice>
           <mc:Fallback>
             <w:pict>
-              <v:shape w14:anchorId="211EE0B5" id="_x0000_s1027" type="#_x0000_t202" style="position:absolute;margin-left:3.7pt;margin-top:181.45pt;width:185.9pt;height:110.6pt;z-index:251661824;visibility:visible;mso-wrap-style:square;mso-width-percent:0;mso-height-percent:0;mso-wrap-distance-left:9pt;mso-wrap-distance-top:3.6pt;mso-wrap-distance-right:9pt;mso-wrap-distance-bottom:3.6pt;mso-position-horizontal:absolute;mso-position-horizontal-relative:text;mso-position-vertical:absolute;mso-position-vertical-relative:text;mso-width-percent:0;mso-height-percent:0;mso-width-relative:margin;mso-height-relative:margin;v-text-anchor:top" o:gfxdata="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" filled="f">
+              <v:shape w14:anchorId="211EE0B5" id="_x0000_s1027" type="#_x0000_t202" style="position:absolute;margin-left:354.2pt;margin-top:187.05pt;width:185.9pt;height:110.6pt;z-index:251661312;visibility:visible;mso-wrap-style:square;mso-width-percent:0;mso-height-percent:0;mso-wrap-distance-left:9pt;mso-wrap-distance-top:3.6pt;mso-wrap-distance-right:9pt;mso-wrap-distance-bottom:3.6pt;mso-position-horizontal:absolute;mso-position-horizontal-relative:text;mso-position-vertical:absolute;mso-position-vertical-relative:text;mso-width-percent:0;mso-height-percent:0;mso-width-relative:margin;mso-height-relative:margin;v-text-anchor:top" o:gfxdata="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" filled="f">
                 <v:textbox style="mso-fit-shape-to-text:t">
                   <w:txbxContent>
                     <w:p>
@@ -1286,7 +1252,7 @@
           </mc:Choice>
           <mc:Fallback>
             <w:pict>
-              <v:line w14:anchorId="314F8689" id="Straight Connector 8" o:spid="_x0000_s1026" style="position:absolute;z-index:251676160;visibility:visible;mso-wrap-style:square;mso-wrap-distance-left:9pt;mso-wrap-distance-top:0;mso-wrap-distance-right:9pt;mso-wrap-distance-bottom:0;mso-position-horizontal:absolute;mso-position-horizontal-relative:text;mso-position-vertical:absolute;mso-position-vertical-relative:text" from="205.05pt,371.65pt" to="352.05pt,371.65pt" o:gfxdata="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" strokecolor="black [3200]" strokeweight="3pt">
+              <v:line w14:anchorId="55D9CEDD" id="Straight Connector 8" o:spid="_x0000_s1026" style="position:absolute;left:0;text-align:left;z-index:251676160;visibility:visible;mso-wrap-style:square;mso-wrap-distance-left:9pt;mso-wrap-distance-top:0;mso-wrap-distance-right:9pt;mso-wrap-distance-bottom:0;mso-position-horizontal:absolute;mso-position-horizontal-relative:text;mso-position-vertical:absolute;mso-position-vertical-relative:text" from="205.05pt,371.65pt" to="352.05pt,371.65pt" o:gfxdata="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" strokecolor="black [3200]" strokeweight="3pt">
                 <v:shadow on="t" color="black" opacity="22937f" origin=",.5" offset="0,.63889mm"/>
               </v:line>
             </w:pict>
@@ -1352,7 +1318,7 @@
           </mc:Choice>
           <mc:Fallback>
             <w:pict>
-              <v:line w14:anchorId="69E219C1" id="Straight Connector 8" o:spid="_x0000_s1026" style="position:absolute;z-index:251646976;visibility:visible;mso-wrap-style:square;mso-wrap-distance-left:9pt;mso-wrap-distance-top:0;mso-wrap-distance-right:9pt;mso-wrap-distance-bottom:0;mso-position-horizontal:absolute;mso-position-horizontal-relative:text;mso-position-vertical:absolute;mso-position-vertical-relative:text" from="5.7pt,228.85pt" to="152.7pt,228.85pt" o:gfxdata="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" strokecolor="black [3200]" strokeweight="3pt">
+              <v:line w14:anchorId="3CEE8861" id="Straight Connector 8" o:spid="_x0000_s1026" style="position:absolute;left:0;text-align:left;z-index:251646976;visibility:visible;mso-wrap-style:square;mso-wrap-distance-left:9pt;mso-wrap-distance-top:0;mso-wrap-distance-right:9pt;mso-wrap-distance-bottom:0;mso-position-horizontal:absolute;mso-position-horizontal-relative:text;mso-position-vertical:absolute;mso-position-vertical-relative:text" from="5.7pt,228.85pt" to="152.7pt,228.85pt" o:gfxdata="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" strokecolor="black [3200]" strokeweight="3pt">
                 <v:shadow on="t" color="black" opacity="22937f" origin=",.5" offset="0,.63889mm"/>
               </v:line>
             </w:pict>
@@ -1418,7 +1384,7 @@
           </mc:Choice>
           <mc:Fallback>
             <w:pict>
-              <v:line w14:anchorId="6E0B6D56" id="Straight Connector 8" o:spid="_x0000_s1026" style="position:absolute;z-index:251681792;visibility:visible;mso-wrap-style:square;mso-wrap-distance-left:9pt;mso-wrap-distance-top:0;mso-wrap-distance-right:9pt;mso-wrap-distance-bottom:0;mso-position-horizontal:absolute;mso-position-horizontal-relative:text;mso-position-vertical:absolute;mso-position-vertical-relative:text" from="389.15pt,228.9pt" to="536.15pt,228.9pt" o:gfxdata="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" strokecolor="black [3200]" strokeweight="3pt">
+              <v:line w14:anchorId="46303430" id="Straight Connector 8" o:spid="_x0000_s1026" style="position:absolute;left:0;text-align:left;z-index:251681792;visibility:visible;mso-wrap-style:square;mso-wrap-distance-left:9pt;mso-wrap-distance-top:0;mso-wrap-distance-right:9pt;mso-wrap-distance-bottom:0;mso-position-horizontal:absolute;mso-position-horizontal-relative:text;mso-position-vertical:absolute;mso-position-vertical-relative:text" from="389.15pt,228.9pt" to="536.15pt,228.9pt" o:gfxdata="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" strokecolor="black [3200]" strokeweight="3pt">
                 <v:shadow on="t" color="black" opacity="22937f" origin=",.5" offset="0,.63889mm"/>
               </v:line>
             </w:pict>
